--- a/docs/local/DOCX/_4e_T1_001.docx
+++ b/docs/local/DOCX/_4e_T1_001.docx
@@ -241,6 +241,8 @@
           <w:rFonts w:eastAsia="ArialMT" w:cs="ArialMT"/>
           <w:b/>
           <w:color w:val="000000"/>
+          <w:sz w:val="15"/>
+          <w:szCs w:val="12"/>
         </w:rPr>
       </w:pPr>
     </w:p>
@@ -742,17 +744,8 @@
       <w:pPr>
         <w:spacing w:after="0" w:line="240" w:lineRule="auto"/>
         <w:rPr>
-          <w:sz w:val="32"/>
-          <w:szCs w:val="32"/>
-        </w:rPr>
-      </w:pPr>
-    </w:p>
-    <w:p>
-      <w:pPr>
-        <w:spacing w:after="0" w:line="240" w:lineRule="auto"/>
-        <w:rPr>
-          <w:sz w:val="32"/>
-          <w:szCs w:val="32"/>
+          <w:sz w:val="18"/>
+          <w:szCs w:val="18"/>
         </w:rPr>
       </w:pPr>
     </w:p>
@@ -1189,36 +1182,6 @@
     <w:p>
       <w:pPr>
         <w:spacing w:after="0" w:line="240" w:lineRule="auto"/>
-      </w:pPr>
-    </w:p>
-    <w:p>
-      <w:pPr>
-        <w:spacing w:after="0" w:line="240" w:lineRule="auto"/>
-      </w:pPr>
-    </w:p>
-    <w:p>
-      <w:pPr>
-        <w:spacing w:after="0" w:line="240" w:lineRule="auto"/>
-      </w:pPr>
-    </w:p>
-    <w:p>
-      <w:pPr>
-        <w:spacing w:after="0" w:line="240" w:lineRule="auto"/>
-      </w:pPr>
-    </w:p>
-    <w:p>
-      <w:pPr>
-        <w:spacing w:after="0" w:line="240" w:lineRule="auto"/>
-      </w:pPr>
-    </w:p>
-    <w:p>
-      <w:pPr>
-        <w:spacing w:after="0" w:line="240" w:lineRule="auto"/>
-      </w:pPr>
-    </w:p>
-    <w:p>
-      <w:pPr>
-        <w:spacing w:after="0" w:line="240" w:lineRule="auto"/>
         <w:rPr>
           <w:sz w:val="16"/>
           <w:szCs w:val="16"/>
@@ -1268,7 +1231,6 @@
     <w:p>
       <w:pPr>
         <w:spacing w:after="0" w:line="240" w:lineRule="auto"/>
-        <w:ind w:left="360"/>
       </w:pPr>
     </w:p>
     <w:p>
@@ -1363,6 +1325,7 @@
                 <w:color w:val="00B050"/>
                 <w:u w:val="single"/>
               </w:rPr>
+              <w:lastRenderedPageBreak/>
               <w:t xml:space="preserve">Activité </w:t>
             </w:r>
             <w:r>
@@ -2096,14 +2059,1776 @@
     <w:p>
       <w:pPr>
         <w:spacing w:after="0" w:line="240" w:lineRule="auto"/>
+        <w:rPr>
+          <w:sz w:val="18"/>
+          <w:szCs w:val="18"/>
+        </w:rPr>
       </w:pPr>
     </w:p>
     <w:p>
       <w:pPr>
+        <w:widowControl w:val="0"/>
+        <w:shd w:val="clear" w:color="auto" w:fill="E5DFEC" w:themeFill="accent4" w:themeFillTint="33"/>
+        <w:spacing w:after="0" w:line="240" w:lineRule="auto"/>
+        <w:rPr>
+          <w:rFonts w:eastAsia="Lucida Sans Unicode" w:cstheme="minorHAnsi"/>
+          <w:b/>
+          <w:color w:val="4B1F6F"/>
+          <w:kern w:val="1"/>
+          <w:sz w:val="28"/>
+          <w:szCs w:val="24"/>
+          <w:lang w:eastAsia="fr-FR"/>
+        </w:rPr>
+      </w:pPr>
+      <w:r>
+        <w:rPr>
+          <w:rFonts w:eastAsia="Lucida Sans Unicode" w:cstheme="minorHAnsi"/>
+          <w:b/>
+          <w:color w:val="4B1F6F"/>
+          <w:kern w:val="1"/>
+          <w:sz w:val="28"/>
+          <w:szCs w:val="24"/>
+          <w:lang w:eastAsia="fr-FR"/>
+        </w:rPr>
+        <w:t>III MULTIPLES ET SOUS-MULTIPLES DES UNITES</w:t>
+      </w:r>
+    </w:p>
+    <w:p>
+      <w:pPr>
+        <w:spacing w:after="0" w:line="240" w:lineRule="auto"/>
+      </w:pPr>
+    </w:p>
+    <w:p>
+      <w:pPr>
         <w:spacing w:after="0" w:line="240" w:lineRule="auto"/>
         <w:jc w:val="both"/>
         <w:rPr>
           <w:b/>
+        </w:rPr>
+      </w:pPr>
+      <w:r>
+        <w:rPr>
+          <w:b/>
+        </w:rPr>
+        <w:t xml:space="preserve">Pour exprimer des très petites ou des très grandes valeurs, le physicien peut utiliser </w:t>
+      </w:r>
+      <w:r>
+        <w:rPr>
+          <w:b/>
+          <w:color w:val="0070C0"/>
+        </w:rPr>
+        <w:t>des multiples ou des sous-multiples des unités</w:t>
+      </w:r>
+      <w:r>
+        <w:rPr>
+          <w:b/>
+        </w:rPr>
+        <w:t xml:space="preserve">, il utilise pour cela des </w:t>
+      </w:r>
+      <w:r>
+        <w:rPr>
+          <w:b/>
+          <w:color w:val="0070C0"/>
+        </w:rPr>
+        <w:t>préfixes communs à chaque unité</w:t>
+      </w:r>
+      <w:r>
+        <w:rPr>
+          <w:b/>
+        </w:rPr>
+        <w:t>.</w:t>
+      </w:r>
+    </w:p>
+    <w:p>
+      <w:pPr>
+        <w:spacing w:after="0" w:line="240" w:lineRule="auto"/>
+        <w:jc w:val="both"/>
+        <w:rPr>
+          <w:b/>
+        </w:rPr>
+      </w:pPr>
+    </w:p>
+    <w:tbl>
+      <w:tblPr>
+        <w:tblStyle w:val="Grilledutableau"/>
+        <w:tblW w:w="0" w:type="auto"/>
+        <w:tblLook w:val="04A0" w:firstRow="1" w:lastRow="0" w:firstColumn="1" w:lastColumn="0" w:noHBand="0" w:noVBand="1"/>
+      </w:tblPr>
+      <w:tblGrid>
+        <w:gridCol w:w="10790"/>
+      </w:tblGrid>
+      <w:tr>
+        <w:tc>
+          <w:tcPr>
+            <w:tcW w:w="10790" w:type="dxa"/>
+          </w:tcPr>
+          <w:p>
+            <w:pPr>
+              <w:spacing w:after="0" w:line="240" w:lineRule="auto"/>
+              <w:jc w:val="both"/>
+              <w:rPr>
+                <w:b/>
+              </w:rPr>
+            </w:pPr>
+            <w:r>
+              <w:rPr>
+                <w:b/>
+                <w:color w:val="00B050"/>
+                <w:u w:val="single"/>
+              </w:rPr>
+              <w:t>Activité 4 :</w:t>
+            </w:r>
+            <w:r>
+              <w:rPr>
+                <w:b/>
+                <w:color w:val="00B050"/>
+              </w:rPr>
+              <w:t xml:space="preserve"> </w:t>
+            </w:r>
+            <w:r>
+              <w:rPr>
+                <w:bCs/>
+                <w:i/>
+                <w:iCs/>
+              </w:rPr>
+              <w:t>Complète le tableau en t’aidant de la ligne déjà complétée</w:t>
+            </w:r>
+            <w:r>
+              <w:rPr>
+                <w:bCs/>
+                <w:i/>
+                <w:iCs/>
+              </w:rPr>
+              <w:t>.</w:t>
+            </w:r>
+          </w:p>
+          <w:p>
+            <w:pPr>
+              <w:spacing w:after="0" w:line="240" w:lineRule="auto"/>
+              <w:jc w:val="both"/>
+              <w:rPr>
+                <w:b/>
+                <w:sz w:val="16"/>
+                <w:szCs w:val="16"/>
+              </w:rPr>
+            </w:pPr>
+          </w:p>
+          <w:tbl>
+            <w:tblPr>
+              <w:tblStyle w:val="Grilledutableau"/>
+              <w:tblW w:w="0" w:type="auto"/>
+              <w:jc w:val="center"/>
+              <w:tblLook w:val="04A0" w:firstRow="1" w:lastRow="0" w:firstColumn="1" w:lastColumn="0" w:noHBand="0" w:noVBand="1"/>
+            </w:tblPr>
+            <w:tblGrid>
+              <w:gridCol w:w="2285"/>
+              <w:gridCol w:w="1941"/>
+              <w:gridCol w:w="1691"/>
+              <w:gridCol w:w="1553"/>
+            </w:tblGrid>
+            <w:tr>
+              <w:trPr>
+                <w:trHeight w:val="340"/>
+                <w:jc w:val="center"/>
+              </w:trPr>
+              <w:tc>
+                <w:tcPr>
+                  <w:tcW w:w="2285" w:type="dxa"/>
+                  <w:shd w:val="clear" w:color="auto" w:fill="DAEEF3" w:themeFill="accent5" w:themeFillTint="33"/>
+                  <w:vAlign w:val="center"/>
+                </w:tcPr>
+                <w:p>
+                  <w:pPr>
+                    <w:spacing w:after="0" w:line="240" w:lineRule="auto"/>
+                    <w:jc w:val="center"/>
+                    <w:rPr>
+                      <w:b/>
+                    </w:rPr>
+                  </w:pPr>
+                  <w:r>
+                    <w:rPr>
+                      <w:b/>
+                    </w:rPr>
+                    <w:t>Écriture</w:t>
+                  </w:r>
+                  <w:r>
+                    <w:rPr>
+                      <w:b/>
+                    </w:rPr>
+                    <w:t xml:space="preserve"> en français </w:t>
+                  </w:r>
+                </w:p>
+              </w:tc>
+              <w:tc>
+                <w:tcPr>
+                  <w:tcW w:w="1941" w:type="dxa"/>
+                  <w:shd w:val="clear" w:color="auto" w:fill="DAEEF3" w:themeFill="accent5" w:themeFillTint="33"/>
+                  <w:vAlign w:val="center"/>
+                </w:tcPr>
+                <w:p>
+                  <w:pPr>
+                    <w:spacing w:after="0" w:line="240" w:lineRule="auto"/>
+                    <w:jc w:val="center"/>
+                    <w:rPr>
+                      <w:b/>
+                    </w:rPr>
+                  </w:pPr>
+                  <w:r>
+                    <w:rPr>
+                      <w:b/>
+                    </w:rPr>
+                    <w:t>Écriture</w:t>
+                  </w:r>
+                  <w:r>
+                    <w:rPr>
+                      <w:b/>
+                    </w:rPr>
+                    <w:t xml:space="preserve"> chiffrée</w:t>
+                  </w:r>
+                </w:p>
+              </w:tc>
+              <w:tc>
+                <w:tcPr>
+                  <w:tcW w:w="1691" w:type="dxa"/>
+                  <w:shd w:val="clear" w:color="auto" w:fill="DAEEF3" w:themeFill="accent5" w:themeFillTint="33"/>
+                  <w:vAlign w:val="center"/>
+                </w:tcPr>
+                <w:p>
+                  <w:pPr>
+                    <w:spacing w:after="0" w:line="240" w:lineRule="auto"/>
+                    <w:jc w:val="center"/>
+                    <w:rPr>
+                      <w:b/>
+                    </w:rPr>
+                  </w:pPr>
+                  <w:r>
+                    <w:rPr>
+                      <w:b/>
+                    </w:rPr>
+                    <w:t>Préfixe</w:t>
+                  </w:r>
+                </w:p>
+              </w:tc>
+              <w:tc>
+                <w:tcPr>
+                  <w:tcW w:w="1553" w:type="dxa"/>
+                  <w:shd w:val="clear" w:color="auto" w:fill="DAEEF3" w:themeFill="accent5" w:themeFillTint="33"/>
+                  <w:vAlign w:val="center"/>
+                </w:tcPr>
+                <w:p>
+                  <w:pPr>
+                    <w:spacing w:after="0" w:line="240" w:lineRule="auto"/>
+                    <w:jc w:val="center"/>
+                    <w:rPr>
+                      <w:b/>
+                    </w:rPr>
+                  </w:pPr>
+                  <w:r>
+                    <w:rPr>
+                      <w:b/>
+                    </w:rPr>
+                    <w:t>Symbole</w:t>
+                  </w:r>
+                </w:p>
+              </w:tc>
+            </w:tr>
+            <w:tr>
+              <w:trPr>
+                <w:trHeight w:val="340"/>
+                <w:jc w:val="center"/>
+              </w:trPr>
+              <w:tc>
+                <w:tcPr>
+                  <w:tcW w:w="2285" w:type="dxa"/>
+                  <w:vAlign w:val="center"/>
+                </w:tcPr>
+                <w:p>
+                  <w:pPr>
+                    <w:spacing w:after="0" w:line="240" w:lineRule="auto"/>
+                    <w:rPr>
+                      <w:bCs/>
+                    </w:rPr>
+                  </w:pPr>
+                </w:p>
+              </w:tc>
+              <w:tc>
+                <w:tcPr>
+                  <w:tcW w:w="1941" w:type="dxa"/>
+                  <w:vAlign w:val="center"/>
+                </w:tcPr>
+                <w:p>
+                  <w:pPr>
+                    <w:spacing w:after="0" w:line="240" w:lineRule="auto"/>
+                    <w:jc w:val="center"/>
+                    <w:rPr>
+                      <w:bCs/>
+                    </w:rPr>
+                  </w:pPr>
+                  <w:r>
+                    <w:rPr>
+                      <w:bCs/>
+                    </w:rPr>
+                    <w:t>1 000 000 000</w:t>
+                  </w:r>
+                </w:p>
+              </w:tc>
+              <w:tc>
+                <w:tcPr>
+                  <w:tcW w:w="1691" w:type="dxa"/>
+                  <w:vAlign w:val="center"/>
+                </w:tcPr>
+                <w:p>
+                  <w:pPr>
+                    <w:spacing w:after="0" w:line="240" w:lineRule="auto"/>
+                    <w:jc w:val="center"/>
+                    <w:rPr>
+                      <w:bCs/>
+                    </w:rPr>
+                  </w:pPr>
+                </w:p>
+              </w:tc>
+              <w:tc>
+                <w:tcPr>
+                  <w:tcW w:w="1553" w:type="dxa"/>
+                  <w:vAlign w:val="center"/>
+                </w:tcPr>
+                <w:p>
+                  <w:pPr>
+                    <w:spacing w:after="0" w:line="240" w:lineRule="auto"/>
+                    <w:jc w:val="center"/>
+                    <w:rPr>
+                      <w:bCs/>
+                    </w:rPr>
+                  </w:pPr>
+                </w:p>
+              </w:tc>
+            </w:tr>
+            <w:tr>
+              <w:trPr>
+                <w:trHeight w:val="340"/>
+                <w:jc w:val="center"/>
+              </w:trPr>
+              <w:tc>
+                <w:tcPr>
+                  <w:tcW w:w="2285" w:type="dxa"/>
+                  <w:vAlign w:val="center"/>
+                </w:tcPr>
+                <w:p>
+                  <w:pPr>
+                    <w:spacing w:after="0" w:line="240" w:lineRule="auto"/>
+                    <w:jc w:val="center"/>
+                    <w:rPr>
+                      <w:bCs/>
+                    </w:rPr>
+                  </w:pPr>
+                </w:p>
+              </w:tc>
+              <w:tc>
+                <w:tcPr>
+                  <w:tcW w:w="1941" w:type="dxa"/>
+                  <w:vAlign w:val="center"/>
+                </w:tcPr>
+                <w:p>
+                  <w:pPr>
+                    <w:spacing w:after="0" w:line="240" w:lineRule="auto"/>
+                    <w:jc w:val="center"/>
+                    <w:rPr>
+                      <w:bCs/>
+                    </w:rPr>
+                  </w:pPr>
+                  <w:r>
+                    <w:rPr>
+                      <w:bCs/>
+                    </w:rPr>
+                    <w:t>100 000 000</w:t>
+                  </w:r>
+                </w:p>
+              </w:tc>
+              <w:tc>
+                <w:tcPr>
+                  <w:tcW w:w="1691" w:type="dxa"/>
+                  <w:shd w:val="clear" w:color="auto" w:fill="BFBFBF" w:themeFill="background1" w:themeFillShade="BF"/>
+                  <w:vAlign w:val="center"/>
+                </w:tcPr>
+                <w:p>
+                  <w:pPr>
+                    <w:spacing w:after="0" w:line="240" w:lineRule="auto"/>
+                    <w:jc w:val="center"/>
+                    <w:rPr>
+                      <w:bCs/>
+                    </w:rPr>
+                  </w:pPr>
+                </w:p>
+              </w:tc>
+              <w:tc>
+                <w:tcPr>
+                  <w:tcW w:w="1553" w:type="dxa"/>
+                  <w:shd w:val="clear" w:color="auto" w:fill="BFBFBF" w:themeFill="background1" w:themeFillShade="BF"/>
+                  <w:vAlign w:val="center"/>
+                </w:tcPr>
+                <w:p>
+                  <w:pPr>
+                    <w:spacing w:after="0" w:line="240" w:lineRule="auto"/>
+                    <w:jc w:val="center"/>
+                    <w:rPr>
+                      <w:bCs/>
+                    </w:rPr>
+                  </w:pPr>
+                </w:p>
+              </w:tc>
+            </w:tr>
+            <w:tr>
+              <w:trPr>
+                <w:trHeight w:val="340"/>
+                <w:jc w:val="center"/>
+              </w:trPr>
+              <w:tc>
+                <w:tcPr>
+                  <w:tcW w:w="2285" w:type="dxa"/>
+                  <w:vAlign w:val="center"/>
+                </w:tcPr>
+                <w:p>
+                  <w:pPr>
+                    <w:spacing w:after="0" w:line="240" w:lineRule="auto"/>
+                    <w:jc w:val="center"/>
+                    <w:rPr>
+                      <w:bCs/>
+                    </w:rPr>
+                  </w:pPr>
+                </w:p>
+              </w:tc>
+              <w:tc>
+                <w:tcPr>
+                  <w:tcW w:w="1941" w:type="dxa"/>
+                  <w:vAlign w:val="center"/>
+                </w:tcPr>
+                <w:p>
+                  <w:pPr>
+                    <w:spacing w:after="0" w:line="240" w:lineRule="auto"/>
+                    <w:jc w:val="center"/>
+                    <w:rPr>
+                      <w:bCs/>
+                    </w:rPr>
+                  </w:pPr>
+                  <w:r>
+                    <w:rPr>
+                      <w:bCs/>
+                    </w:rPr>
+                    <w:t>10 000 000</w:t>
+                  </w:r>
+                </w:p>
+              </w:tc>
+              <w:tc>
+                <w:tcPr>
+                  <w:tcW w:w="1691" w:type="dxa"/>
+                  <w:shd w:val="clear" w:color="auto" w:fill="BFBFBF" w:themeFill="background1" w:themeFillShade="BF"/>
+                  <w:vAlign w:val="center"/>
+                </w:tcPr>
+                <w:p>
+                  <w:pPr>
+                    <w:spacing w:after="0" w:line="240" w:lineRule="auto"/>
+                    <w:jc w:val="center"/>
+                    <w:rPr>
+                      <w:bCs/>
+                    </w:rPr>
+                  </w:pPr>
+                </w:p>
+              </w:tc>
+              <w:tc>
+                <w:tcPr>
+                  <w:tcW w:w="1553" w:type="dxa"/>
+                  <w:shd w:val="clear" w:color="auto" w:fill="BFBFBF" w:themeFill="background1" w:themeFillShade="BF"/>
+                  <w:vAlign w:val="center"/>
+                </w:tcPr>
+                <w:p>
+                  <w:pPr>
+                    <w:spacing w:after="0" w:line="240" w:lineRule="auto"/>
+                    <w:jc w:val="center"/>
+                    <w:rPr>
+                      <w:bCs/>
+                    </w:rPr>
+                  </w:pPr>
+                </w:p>
+              </w:tc>
+            </w:tr>
+            <w:tr>
+              <w:trPr>
+                <w:trHeight w:val="340"/>
+                <w:jc w:val="center"/>
+              </w:trPr>
+              <w:tc>
+                <w:tcPr>
+                  <w:tcW w:w="2285" w:type="dxa"/>
+                  <w:vAlign w:val="center"/>
+                </w:tcPr>
+                <w:p>
+                  <w:pPr>
+                    <w:spacing w:after="0" w:line="240" w:lineRule="auto"/>
+                    <w:jc w:val="center"/>
+                    <w:rPr>
+                      <w:bCs/>
+                    </w:rPr>
+                  </w:pPr>
+                </w:p>
+              </w:tc>
+              <w:tc>
+                <w:tcPr>
+                  <w:tcW w:w="1941" w:type="dxa"/>
+                  <w:vAlign w:val="center"/>
+                </w:tcPr>
+                <w:p>
+                  <w:pPr>
+                    <w:spacing w:after="0" w:line="240" w:lineRule="auto"/>
+                    <w:jc w:val="center"/>
+                    <w:rPr>
+                      <w:bCs/>
+                    </w:rPr>
+                  </w:pPr>
+                  <w:r>
+                    <w:rPr>
+                      <w:bCs/>
+                    </w:rPr>
+                    <w:t>1 000 000</w:t>
+                  </w:r>
+                </w:p>
+              </w:tc>
+              <w:tc>
+                <w:tcPr>
+                  <w:tcW w:w="1691" w:type="dxa"/>
+                  <w:vAlign w:val="center"/>
+                </w:tcPr>
+                <w:p>
+                  <w:pPr>
+                    <w:spacing w:after="0" w:line="240" w:lineRule="auto"/>
+                    <w:jc w:val="center"/>
+                    <w:rPr>
+                      <w:bCs/>
+                    </w:rPr>
+                  </w:pPr>
+                </w:p>
+              </w:tc>
+              <w:tc>
+                <w:tcPr>
+                  <w:tcW w:w="1553" w:type="dxa"/>
+                  <w:vAlign w:val="center"/>
+                </w:tcPr>
+                <w:p>
+                  <w:pPr>
+                    <w:spacing w:after="0" w:line="240" w:lineRule="auto"/>
+                    <w:jc w:val="center"/>
+                    <w:rPr>
+                      <w:bCs/>
+                    </w:rPr>
+                  </w:pPr>
+                </w:p>
+              </w:tc>
+            </w:tr>
+            <w:tr>
+              <w:trPr>
+                <w:trHeight w:val="340"/>
+                <w:jc w:val="center"/>
+              </w:trPr>
+              <w:tc>
+                <w:tcPr>
+                  <w:tcW w:w="2285" w:type="dxa"/>
+                  <w:vAlign w:val="center"/>
+                </w:tcPr>
+                <w:p>
+                  <w:pPr>
+                    <w:spacing w:after="0" w:line="240" w:lineRule="auto"/>
+                    <w:jc w:val="center"/>
+                    <w:rPr>
+                      <w:bCs/>
+                    </w:rPr>
+                  </w:pPr>
+                </w:p>
+              </w:tc>
+              <w:tc>
+                <w:tcPr>
+                  <w:tcW w:w="1941" w:type="dxa"/>
+                  <w:vAlign w:val="center"/>
+                </w:tcPr>
+                <w:p>
+                  <w:pPr>
+                    <w:spacing w:after="0" w:line="240" w:lineRule="auto"/>
+                    <w:jc w:val="center"/>
+                    <w:rPr>
+                      <w:bCs/>
+                    </w:rPr>
+                  </w:pPr>
+                  <w:r>
+                    <w:rPr>
+                      <w:bCs/>
+                    </w:rPr>
+                    <w:t>100 000</w:t>
+                  </w:r>
+                </w:p>
+              </w:tc>
+              <w:tc>
+                <w:tcPr>
+                  <w:tcW w:w="1691" w:type="dxa"/>
+                  <w:shd w:val="clear" w:color="auto" w:fill="BFBFBF" w:themeFill="background1" w:themeFillShade="BF"/>
+                  <w:vAlign w:val="center"/>
+                </w:tcPr>
+                <w:p>
+                  <w:pPr>
+                    <w:spacing w:after="0" w:line="240" w:lineRule="auto"/>
+                    <w:jc w:val="center"/>
+                    <w:rPr>
+                      <w:bCs/>
+                    </w:rPr>
+                  </w:pPr>
+                </w:p>
+              </w:tc>
+              <w:tc>
+                <w:tcPr>
+                  <w:tcW w:w="1553" w:type="dxa"/>
+                  <w:shd w:val="clear" w:color="auto" w:fill="BFBFBF" w:themeFill="background1" w:themeFillShade="BF"/>
+                  <w:vAlign w:val="center"/>
+                </w:tcPr>
+                <w:p>
+                  <w:pPr>
+                    <w:spacing w:after="0" w:line="240" w:lineRule="auto"/>
+                    <w:jc w:val="center"/>
+                    <w:rPr>
+                      <w:bCs/>
+                    </w:rPr>
+                  </w:pPr>
+                </w:p>
+              </w:tc>
+            </w:tr>
+            <w:tr>
+              <w:trPr>
+                <w:trHeight w:val="340"/>
+                <w:jc w:val="center"/>
+              </w:trPr>
+              <w:tc>
+                <w:tcPr>
+                  <w:tcW w:w="2285" w:type="dxa"/>
+                  <w:vAlign w:val="center"/>
+                </w:tcPr>
+                <w:p>
+                  <w:pPr>
+                    <w:spacing w:after="0" w:line="240" w:lineRule="auto"/>
+                    <w:jc w:val="center"/>
+                    <w:rPr>
+                      <w:bCs/>
+                    </w:rPr>
+                  </w:pPr>
+                </w:p>
+              </w:tc>
+              <w:tc>
+                <w:tcPr>
+                  <w:tcW w:w="1941" w:type="dxa"/>
+                  <w:vAlign w:val="center"/>
+                </w:tcPr>
+                <w:p>
+                  <w:pPr>
+                    <w:spacing w:after="0" w:line="240" w:lineRule="auto"/>
+                    <w:jc w:val="center"/>
+                    <w:rPr>
+                      <w:bCs/>
+                    </w:rPr>
+                  </w:pPr>
+                  <w:r>
+                    <w:rPr>
+                      <w:bCs/>
+                    </w:rPr>
+                    <w:t>10 000</w:t>
+                  </w:r>
+                </w:p>
+              </w:tc>
+              <w:tc>
+                <w:tcPr>
+                  <w:tcW w:w="1691" w:type="dxa"/>
+                  <w:shd w:val="clear" w:color="auto" w:fill="BFBFBF" w:themeFill="background1" w:themeFillShade="BF"/>
+                  <w:vAlign w:val="center"/>
+                </w:tcPr>
+                <w:p>
+                  <w:pPr>
+                    <w:spacing w:after="0" w:line="240" w:lineRule="auto"/>
+                    <w:jc w:val="center"/>
+                    <w:rPr>
+                      <w:bCs/>
+                    </w:rPr>
+                  </w:pPr>
+                </w:p>
+              </w:tc>
+              <w:tc>
+                <w:tcPr>
+                  <w:tcW w:w="1553" w:type="dxa"/>
+                  <w:shd w:val="clear" w:color="auto" w:fill="BFBFBF" w:themeFill="background1" w:themeFillShade="BF"/>
+                  <w:vAlign w:val="center"/>
+                </w:tcPr>
+                <w:p>
+                  <w:pPr>
+                    <w:spacing w:after="0" w:line="240" w:lineRule="auto"/>
+                    <w:jc w:val="center"/>
+                    <w:rPr>
+                      <w:bCs/>
+                    </w:rPr>
+                  </w:pPr>
+                </w:p>
+              </w:tc>
+            </w:tr>
+            <w:tr>
+              <w:trPr>
+                <w:trHeight w:val="340"/>
+                <w:jc w:val="center"/>
+              </w:trPr>
+              <w:tc>
+                <w:tcPr>
+                  <w:tcW w:w="2285" w:type="dxa"/>
+                  <w:vAlign w:val="center"/>
+                </w:tcPr>
+                <w:p>
+                  <w:pPr>
+                    <w:spacing w:after="0" w:line="240" w:lineRule="auto"/>
+                    <w:jc w:val="center"/>
+                    <w:rPr>
+                      <w:bCs/>
+                    </w:rPr>
+                  </w:pPr>
+                  <w:r>
+                    <w:rPr>
+                      <w:bCs/>
+                    </w:rPr>
+                    <w:t>Mille (un millier)</w:t>
+                  </w:r>
+                </w:p>
+              </w:tc>
+              <w:tc>
+                <w:tcPr>
+                  <w:tcW w:w="1941" w:type="dxa"/>
+                  <w:vAlign w:val="center"/>
+                </w:tcPr>
+                <w:p>
+                  <w:pPr>
+                    <w:spacing w:after="0" w:line="240" w:lineRule="auto"/>
+                    <w:jc w:val="center"/>
+                    <w:rPr>
+                      <w:bCs/>
+                    </w:rPr>
+                  </w:pPr>
+                  <w:r>
+                    <w:rPr>
+                      <w:bCs/>
+                    </w:rPr>
+                    <w:t>1 000</w:t>
+                  </w:r>
+                </w:p>
+              </w:tc>
+              <w:tc>
+                <w:tcPr>
+                  <w:tcW w:w="1691" w:type="dxa"/>
+                  <w:vAlign w:val="center"/>
+                </w:tcPr>
+                <w:p>
+                  <w:pPr>
+                    <w:spacing w:after="0" w:line="240" w:lineRule="auto"/>
+                    <w:jc w:val="center"/>
+                    <w:rPr>
+                      <w:bCs/>
+                    </w:rPr>
+                  </w:pPr>
+                  <w:r>
+                    <w:rPr>
+                      <w:bCs/>
+                    </w:rPr>
+                    <w:t>Kilo-</w:t>
+                  </w:r>
+                </w:p>
+              </w:tc>
+              <w:tc>
+                <w:tcPr>
+                  <w:tcW w:w="1553" w:type="dxa"/>
+                  <w:vAlign w:val="center"/>
+                </w:tcPr>
+                <w:p>
+                  <w:pPr>
+                    <w:spacing w:after="0" w:line="240" w:lineRule="auto"/>
+                    <w:jc w:val="center"/>
+                    <w:rPr>
+                      <w:bCs/>
+                    </w:rPr>
+                  </w:pPr>
+                  <w:proofErr w:type="gramStart"/>
+                  <w:r>
+                    <w:rPr>
+                      <w:bCs/>
+                    </w:rPr>
+                    <w:t>k</w:t>
+                  </w:r>
+                  <w:proofErr w:type="gramEnd"/>
+                </w:p>
+              </w:tc>
+            </w:tr>
+            <w:tr>
+              <w:trPr>
+                <w:trHeight w:val="340"/>
+                <w:jc w:val="center"/>
+              </w:trPr>
+              <w:tc>
+                <w:tcPr>
+                  <w:tcW w:w="2285" w:type="dxa"/>
+                  <w:vAlign w:val="center"/>
+                </w:tcPr>
+                <w:p>
+                  <w:pPr>
+                    <w:spacing w:after="0" w:line="240" w:lineRule="auto"/>
+                    <w:jc w:val="center"/>
+                    <w:rPr>
+                      <w:bCs/>
+                    </w:rPr>
+                  </w:pPr>
+                </w:p>
+              </w:tc>
+              <w:tc>
+                <w:tcPr>
+                  <w:tcW w:w="1941" w:type="dxa"/>
+                  <w:vAlign w:val="center"/>
+                </w:tcPr>
+                <w:p>
+                  <w:pPr>
+                    <w:spacing w:after="0" w:line="240" w:lineRule="auto"/>
+                    <w:jc w:val="center"/>
+                    <w:rPr>
+                      <w:bCs/>
+                    </w:rPr>
+                  </w:pPr>
+                  <w:r>
+                    <w:rPr>
+                      <w:bCs/>
+                    </w:rPr>
+                    <w:t>100</w:t>
+                  </w:r>
+                </w:p>
+              </w:tc>
+              <w:tc>
+                <w:tcPr>
+                  <w:tcW w:w="1691" w:type="dxa"/>
+                  <w:vAlign w:val="center"/>
+                </w:tcPr>
+                <w:p>
+                  <w:pPr>
+                    <w:spacing w:after="0" w:line="240" w:lineRule="auto"/>
+                    <w:jc w:val="center"/>
+                    <w:rPr>
+                      <w:bCs/>
+                    </w:rPr>
+                  </w:pPr>
+                </w:p>
+              </w:tc>
+              <w:tc>
+                <w:tcPr>
+                  <w:tcW w:w="1553" w:type="dxa"/>
+                  <w:vAlign w:val="center"/>
+                </w:tcPr>
+                <w:p>
+                  <w:pPr>
+                    <w:spacing w:after="0" w:line="240" w:lineRule="auto"/>
+                    <w:jc w:val="center"/>
+                    <w:rPr>
+                      <w:bCs/>
+                    </w:rPr>
+                  </w:pPr>
+                </w:p>
+              </w:tc>
+            </w:tr>
+            <w:tr>
+              <w:trPr>
+                <w:trHeight w:val="340"/>
+                <w:jc w:val="center"/>
+              </w:trPr>
+              <w:tc>
+                <w:tcPr>
+                  <w:tcW w:w="2285" w:type="dxa"/>
+                  <w:vAlign w:val="center"/>
+                </w:tcPr>
+                <w:p>
+                  <w:pPr>
+                    <w:spacing w:after="0" w:line="240" w:lineRule="auto"/>
+                    <w:jc w:val="center"/>
+                    <w:rPr>
+                      <w:bCs/>
+                    </w:rPr>
+                  </w:pPr>
+                </w:p>
+              </w:tc>
+              <w:tc>
+                <w:tcPr>
+                  <w:tcW w:w="1941" w:type="dxa"/>
+                  <w:vAlign w:val="center"/>
+                </w:tcPr>
+                <w:p>
+                  <w:pPr>
+                    <w:spacing w:after="0" w:line="240" w:lineRule="auto"/>
+                    <w:jc w:val="center"/>
+                    <w:rPr>
+                      <w:bCs/>
+                    </w:rPr>
+                  </w:pPr>
+                  <w:r>
+                    <w:rPr>
+                      <w:bCs/>
+                    </w:rPr>
+                    <w:t>10</w:t>
+                  </w:r>
+                </w:p>
+              </w:tc>
+              <w:tc>
+                <w:tcPr>
+                  <w:tcW w:w="1691" w:type="dxa"/>
+                  <w:vAlign w:val="center"/>
+                </w:tcPr>
+                <w:p>
+                  <w:pPr>
+                    <w:spacing w:after="0" w:line="240" w:lineRule="auto"/>
+                    <w:jc w:val="center"/>
+                    <w:rPr>
+                      <w:bCs/>
+                    </w:rPr>
+                  </w:pPr>
+                </w:p>
+              </w:tc>
+              <w:tc>
+                <w:tcPr>
+                  <w:tcW w:w="1553" w:type="dxa"/>
+                  <w:vAlign w:val="center"/>
+                </w:tcPr>
+                <w:p>
+                  <w:pPr>
+                    <w:spacing w:after="0" w:line="240" w:lineRule="auto"/>
+                    <w:jc w:val="center"/>
+                    <w:rPr>
+                      <w:bCs/>
+                    </w:rPr>
+                  </w:pPr>
+                </w:p>
+              </w:tc>
+            </w:tr>
+            <w:tr>
+              <w:trPr>
+                <w:trHeight w:val="340"/>
+                <w:jc w:val="center"/>
+              </w:trPr>
+              <w:tc>
+                <w:tcPr>
+                  <w:tcW w:w="2285" w:type="dxa"/>
+                  <w:vAlign w:val="center"/>
+                </w:tcPr>
+                <w:p>
+                  <w:pPr>
+                    <w:spacing w:after="0" w:line="240" w:lineRule="auto"/>
+                    <w:jc w:val="center"/>
+                    <w:rPr>
+                      <w:bCs/>
+                    </w:rPr>
+                  </w:pPr>
+                </w:p>
+              </w:tc>
+              <w:tc>
+                <w:tcPr>
+                  <w:tcW w:w="1941" w:type="dxa"/>
+                  <w:vAlign w:val="center"/>
+                </w:tcPr>
+                <w:p>
+                  <w:pPr>
+                    <w:spacing w:after="0" w:line="240" w:lineRule="auto"/>
+                    <w:jc w:val="center"/>
+                    <w:rPr>
+                      <w:bCs/>
+                    </w:rPr>
+                  </w:pPr>
+                  <w:r>
+                    <w:rPr>
+                      <w:bCs/>
+                    </w:rPr>
+                    <w:t>1</w:t>
+                  </w:r>
+                </w:p>
+              </w:tc>
+              <w:tc>
+                <w:tcPr>
+                  <w:tcW w:w="1691" w:type="dxa"/>
+                  <w:shd w:val="clear" w:color="auto" w:fill="BFBFBF" w:themeFill="background1" w:themeFillShade="BF"/>
+                  <w:vAlign w:val="center"/>
+                </w:tcPr>
+                <w:p>
+                  <w:pPr>
+                    <w:spacing w:after="0" w:line="240" w:lineRule="auto"/>
+                    <w:jc w:val="center"/>
+                    <w:rPr>
+                      <w:bCs/>
+                    </w:rPr>
+                  </w:pPr>
+                </w:p>
+              </w:tc>
+              <w:tc>
+                <w:tcPr>
+                  <w:tcW w:w="1553" w:type="dxa"/>
+                  <w:shd w:val="clear" w:color="auto" w:fill="BFBFBF" w:themeFill="background1" w:themeFillShade="BF"/>
+                  <w:vAlign w:val="center"/>
+                </w:tcPr>
+                <w:p>
+                  <w:pPr>
+                    <w:spacing w:after="0" w:line="240" w:lineRule="auto"/>
+                    <w:jc w:val="center"/>
+                    <w:rPr>
+                      <w:bCs/>
+                    </w:rPr>
+                  </w:pPr>
+                </w:p>
+              </w:tc>
+            </w:tr>
+            <w:tr>
+              <w:trPr>
+                <w:trHeight w:val="340"/>
+                <w:jc w:val="center"/>
+              </w:trPr>
+              <w:tc>
+                <w:tcPr>
+                  <w:tcW w:w="2285" w:type="dxa"/>
+                  <w:vAlign w:val="center"/>
+                </w:tcPr>
+                <w:p>
+                  <w:pPr>
+                    <w:spacing w:after="0" w:line="240" w:lineRule="auto"/>
+                    <w:jc w:val="center"/>
+                    <w:rPr>
+                      <w:bCs/>
+                    </w:rPr>
+                  </w:pPr>
+                </w:p>
+              </w:tc>
+              <w:tc>
+                <w:tcPr>
+                  <w:tcW w:w="1941" w:type="dxa"/>
+                  <w:vAlign w:val="center"/>
+                </w:tcPr>
+                <w:p>
+                  <w:pPr>
+                    <w:spacing w:after="0" w:line="240" w:lineRule="auto"/>
+                    <w:jc w:val="center"/>
+                    <w:rPr>
+                      <w:bCs/>
+                    </w:rPr>
+                  </w:pPr>
+                  <w:r>
+                    <w:rPr>
+                      <w:bCs/>
+                    </w:rPr>
+                    <w:t>0,1</w:t>
+                  </w:r>
+                </w:p>
+              </w:tc>
+              <w:tc>
+                <w:tcPr>
+                  <w:tcW w:w="1691" w:type="dxa"/>
+                  <w:vAlign w:val="center"/>
+                </w:tcPr>
+                <w:p>
+                  <w:pPr>
+                    <w:spacing w:after="0" w:line="240" w:lineRule="auto"/>
+                    <w:jc w:val="center"/>
+                    <w:rPr>
+                      <w:bCs/>
+                    </w:rPr>
+                  </w:pPr>
+                </w:p>
+              </w:tc>
+              <w:tc>
+                <w:tcPr>
+                  <w:tcW w:w="1553" w:type="dxa"/>
+                  <w:vAlign w:val="center"/>
+                </w:tcPr>
+                <w:p>
+                  <w:pPr>
+                    <w:spacing w:after="0" w:line="240" w:lineRule="auto"/>
+                    <w:jc w:val="center"/>
+                    <w:rPr>
+                      <w:bCs/>
+                    </w:rPr>
+                  </w:pPr>
+                </w:p>
+              </w:tc>
+            </w:tr>
+            <w:tr>
+              <w:trPr>
+                <w:trHeight w:val="340"/>
+                <w:jc w:val="center"/>
+              </w:trPr>
+              <w:tc>
+                <w:tcPr>
+                  <w:tcW w:w="2285" w:type="dxa"/>
+                  <w:vAlign w:val="center"/>
+                </w:tcPr>
+                <w:p>
+                  <w:pPr>
+                    <w:spacing w:after="0" w:line="240" w:lineRule="auto"/>
+                    <w:jc w:val="center"/>
+                    <w:rPr>
+                      <w:bCs/>
+                    </w:rPr>
+                  </w:pPr>
+                </w:p>
+              </w:tc>
+              <w:tc>
+                <w:tcPr>
+                  <w:tcW w:w="1941" w:type="dxa"/>
+                  <w:vAlign w:val="center"/>
+                </w:tcPr>
+                <w:p>
+                  <w:pPr>
+                    <w:spacing w:after="0" w:line="240" w:lineRule="auto"/>
+                    <w:jc w:val="center"/>
+                    <w:rPr>
+                      <w:bCs/>
+                    </w:rPr>
+                  </w:pPr>
+                  <w:r>
+                    <w:rPr>
+                      <w:bCs/>
+                    </w:rPr>
+                    <w:t>0,01</w:t>
+                  </w:r>
+                </w:p>
+              </w:tc>
+              <w:tc>
+                <w:tcPr>
+                  <w:tcW w:w="1691" w:type="dxa"/>
+                  <w:vAlign w:val="center"/>
+                </w:tcPr>
+                <w:p>
+                  <w:pPr>
+                    <w:spacing w:after="0" w:line="240" w:lineRule="auto"/>
+                    <w:jc w:val="center"/>
+                    <w:rPr>
+                      <w:bCs/>
+                    </w:rPr>
+                  </w:pPr>
+                </w:p>
+              </w:tc>
+              <w:tc>
+                <w:tcPr>
+                  <w:tcW w:w="1553" w:type="dxa"/>
+                  <w:vAlign w:val="center"/>
+                </w:tcPr>
+                <w:p>
+                  <w:pPr>
+                    <w:spacing w:after="0" w:line="240" w:lineRule="auto"/>
+                    <w:jc w:val="center"/>
+                    <w:rPr>
+                      <w:bCs/>
+                    </w:rPr>
+                  </w:pPr>
+                </w:p>
+              </w:tc>
+            </w:tr>
+            <w:tr>
+              <w:trPr>
+                <w:trHeight w:val="340"/>
+                <w:jc w:val="center"/>
+              </w:trPr>
+              <w:tc>
+                <w:tcPr>
+                  <w:tcW w:w="2285" w:type="dxa"/>
+                  <w:vAlign w:val="center"/>
+                </w:tcPr>
+                <w:p>
+                  <w:pPr>
+                    <w:spacing w:after="0" w:line="240" w:lineRule="auto"/>
+                    <w:jc w:val="center"/>
+                    <w:rPr>
+                      <w:bCs/>
+                    </w:rPr>
+                  </w:pPr>
+                </w:p>
+              </w:tc>
+              <w:tc>
+                <w:tcPr>
+                  <w:tcW w:w="1941" w:type="dxa"/>
+                  <w:vAlign w:val="center"/>
+                </w:tcPr>
+                <w:p>
+                  <w:pPr>
+                    <w:spacing w:after="0" w:line="240" w:lineRule="auto"/>
+                    <w:jc w:val="center"/>
+                    <w:rPr>
+                      <w:bCs/>
+                    </w:rPr>
+                  </w:pPr>
+                  <w:r>
+                    <w:rPr>
+                      <w:bCs/>
+                    </w:rPr>
+                    <w:t>0,001</w:t>
+                  </w:r>
+                </w:p>
+              </w:tc>
+              <w:tc>
+                <w:tcPr>
+                  <w:tcW w:w="1691" w:type="dxa"/>
+                  <w:vAlign w:val="center"/>
+                </w:tcPr>
+                <w:p>
+                  <w:pPr>
+                    <w:spacing w:after="0" w:line="240" w:lineRule="auto"/>
+                    <w:jc w:val="center"/>
+                    <w:rPr>
+                      <w:bCs/>
+                    </w:rPr>
+                  </w:pPr>
+                </w:p>
+              </w:tc>
+              <w:tc>
+                <w:tcPr>
+                  <w:tcW w:w="1553" w:type="dxa"/>
+                  <w:vAlign w:val="center"/>
+                </w:tcPr>
+                <w:p>
+                  <w:pPr>
+                    <w:spacing w:after="0" w:line="240" w:lineRule="auto"/>
+                    <w:jc w:val="center"/>
+                    <w:rPr>
+                      <w:bCs/>
+                    </w:rPr>
+                  </w:pPr>
+                </w:p>
+              </w:tc>
+            </w:tr>
+            <w:tr>
+              <w:trPr>
+                <w:trHeight w:val="340"/>
+                <w:jc w:val="center"/>
+              </w:trPr>
+              <w:tc>
+                <w:tcPr>
+                  <w:tcW w:w="2285" w:type="dxa"/>
+                  <w:vAlign w:val="center"/>
+                </w:tcPr>
+                <w:p>
+                  <w:pPr>
+                    <w:spacing w:after="0" w:line="240" w:lineRule="auto"/>
+                    <w:jc w:val="center"/>
+                    <w:rPr>
+                      <w:bCs/>
+                    </w:rPr>
+                  </w:pPr>
+                </w:p>
+              </w:tc>
+              <w:tc>
+                <w:tcPr>
+                  <w:tcW w:w="1941" w:type="dxa"/>
+                  <w:vAlign w:val="center"/>
+                </w:tcPr>
+                <w:p>
+                  <w:pPr>
+                    <w:spacing w:after="0" w:line="240" w:lineRule="auto"/>
+                    <w:jc w:val="center"/>
+                    <w:rPr>
+                      <w:bCs/>
+                    </w:rPr>
+                  </w:pPr>
+                  <w:r>
+                    <w:rPr>
+                      <w:bCs/>
+                    </w:rPr>
+                    <w:t>0,000</w:t>
+                  </w:r>
+                  <w:r>
+                    <w:rPr>
+                      <w:bCs/>
+                    </w:rPr>
+                    <w:t xml:space="preserve"> </w:t>
+                  </w:r>
+                  <w:r>
+                    <w:rPr>
+                      <w:bCs/>
+                    </w:rPr>
+                    <w:t>1</w:t>
+                  </w:r>
+                </w:p>
+              </w:tc>
+              <w:tc>
+                <w:tcPr>
+                  <w:tcW w:w="1691" w:type="dxa"/>
+                  <w:shd w:val="clear" w:color="auto" w:fill="BFBFBF" w:themeFill="background1" w:themeFillShade="BF"/>
+                  <w:vAlign w:val="center"/>
+                </w:tcPr>
+                <w:p>
+                  <w:pPr>
+                    <w:spacing w:after="0" w:line="240" w:lineRule="auto"/>
+                    <w:jc w:val="center"/>
+                    <w:rPr>
+                      <w:bCs/>
+                    </w:rPr>
+                  </w:pPr>
+                </w:p>
+              </w:tc>
+              <w:tc>
+                <w:tcPr>
+                  <w:tcW w:w="1553" w:type="dxa"/>
+                  <w:shd w:val="clear" w:color="auto" w:fill="BFBFBF" w:themeFill="background1" w:themeFillShade="BF"/>
+                  <w:vAlign w:val="center"/>
+                </w:tcPr>
+                <w:p>
+                  <w:pPr>
+                    <w:spacing w:after="0" w:line="240" w:lineRule="auto"/>
+                    <w:jc w:val="center"/>
+                    <w:rPr>
+                      <w:bCs/>
+                    </w:rPr>
+                  </w:pPr>
+                </w:p>
+              </w:tc>
+            </w:tr>
+            <w:tr>
+              <w:trPr>
+                <w:trHeight w:val="340"/>
+                <w:jc w:val="center"/>
+              </w:trPr>
+              <w:tc>
+                <w:tcPr>
+                  <w:tcW w:w="2285" w:type="dxa"/>
+                  <w:vAlign w:val="center"/>
+                </w:tcPr>
+                <w:p>
+                  <w:pPr>
+                    <w:spacing w:after="0" w:line="240" w:lineRule="auto"/>
+                    <w:jc w:val="center"/>
+                    <w:rPr>
+                      <w:bCs/>
+                    </w:rPr>
+                  </w:pPr>
+                </w:p>
+              </w:tc>
+              <w:tc>
+                <w:tcPr>
+                  <w:tcW w:w="1941" w:type="dxa"/>
+                  <w:vAlign w:val="center"/>
+                </w:tcPr>
+                <w:p>
+                  <w:pPr>
+                    <w:spacing w:after="0" w:line="240" w:lineRule="auto"/>
+                    <w:jc w:val="center"/>
+                    <w:rPr>
+                      <w:bCs/>
+                    </w:rPr>
+                  </w:pPr>
+                  <w:r>
+                    <w:rPr>
+                      <w:bCs/>
+                    </w:rPr>
+                    <w:t>0,000</w:t>
+                  </w:r>
+                  <w:r>
+                    <w:rPr>
+                      <w:bCs/>
+                    </w:rPr>
+                    <w:t xml:space="preserve"> </w:t>
+                  </w:r>
+                  <w:r>
+                    <w:rPr>
+                      <w:bCs/>
+                    </w:rPr>
+                    <w:t>01</w:t>
+                  </w:r>
+                </w:p>
+              </w:tc>
+              <w:tc>
+                <w:tcPr>
+                  <w:tcW w:w="1691" w:type="dxa"/>
+                  <w:shd w:val="clear" w:color="auto" w:fill="BFBFBF" w:themeFill="background1" w:themeFillShade="BF"/>
+                  <w:vAlign w:val="center"/>
+                </w:tcPr>
+                <w:p>
+                  <w:pPr>
+                    <w:spacing w:after="0" w:line="240" w:lineRule="auto"/>
+                    <w:jc w:val="center"/>
+                    <w:rPr>
+                      <w:bCs/>
+                    </w:rPr>
+                  </w:pPr>
+                </w:p>
+              </w:tc>
+              <w:tc>
+                <w:tcPr>
+                  <w:tcW w:w="1553" w:type="dxa"/>
+                  <w:shd w:val="clear" w:color="auto" w:fill="BFBFBF" w:themeFill="background1" w:themeFillShade="BF"/>
+                  <w:vAlign w:val="center"/>
+                </w:tcPr>
+                <w:p>
+                  <w:pPr>
+                    <w:spacing w:after="0" w:line="240" w:lineRule="auto"/>
+                    <w:jc w:val="center"/>
+                    <w:rPr>
+                      <w:bCs/>
+                    </w:rPr>
+                  </w:pPr>
+                </w:p>
+              </w:tc>
+            </w:tr>
+            <w:tr>
+              <w:trPr>
+                <w:trHeight w:val="340"/>
+                <w:jc w:val="center"/>
+              </w:trPr>
+              <w:tc>
+                <w:tcPr>
+                  <w:tcW w:w="2285" w:type="dxa"/>
+                  <w:vAlign w:val="center"/>
+                </w:tcPr>
+                <w:p>
+                  <w:pPr>
+                    <w:spacing w:after="0" w:line="240" w:lineRule="auto"/>
+                    <w:jc w:val="center"/>
+                    <w:rPr>
+                      <w:bCs/>
+                    </w:rPr>
+                  </w:pPr>
+                </w:p>
+              </w:tc>
+              <w:tc>
+                <w:tcPr>
+                  <w:tcW w:w="1941" w:type="dxa"/>
+                  <w:vAlign w:val="center"/>
+                </w:tcPr>
+                <w:p>
+                  <w:pPr>
+                    <w:spacing w:after="0" w:line="240" w:lineRule="auto"/>
+                    <w:jc w:val="center"/>
+                    <w:rPr>
+                      <w:bCs/>
+                    </w:rPr>
+                  </w:pPr>
+                  <w:r>
+                    <w:rPr>
+                      <w:bCs/>
+                    </w:rPr>
+                    <w:t>0,000</w:t>
+                  </w:r>
+                  <w:r>
+                    <w:rPr>
+                      <w:bCs/>
+                    </w:rPr>
+                    <w:t xml:space="preserve"> </w:t>
+                  </w:r>
+                  <w:r>
+                    <w:rPr>
+                      <w:bCs/>
+                    </w:rPr>
+                    <w:t>001</w:t>
+                  </w:r>
+                </w:p>
+              </w:tc>
+              <w:tc>
+                <w:tcPr>
+                  <w:tcW w:w="1691" w:type="dxa"/>
+                  <w:vAlign w:val="center"/>
+                </w:tcPr>
+                <w:p>
+                  <w:pPr>
+                    <w:spacing w:after="0" w:line="240" w:lineRule="auto"/>
+                    <w:jc w:val="center"/>
+                    <w:rPr>
+                      <w:bCs/>
+                    </w:rPr>
+                  </w:pPr>
+                </w:p>
+              </w:tc>
+              <w:tc>
+                <w:tcPr>
+                  <w:tcW w:w="1553" w:type="dxa"/>
+                  <w:vAlign w:val="center"/>
+                </w:tcPr>
+                <w:p>
+                  <w:pPr>
+                    <w:spacing w:after="0" w:line="240" w:lineRule="auto"/>
+                    <w:jc w:val="center"/>
+                    <w:rPr>
+                      <w:bCs/>
+                    </w:rPr>
+                  </w:pPr>
+                </w:p>
+              </w:tc>
+            </w:tr>
+            <w:tr>
+              <w:trPr>
+                <w:trHeight w:val="340"/>
+                <w:jc w:val="center"/>
+              </w:trPr>
+              <w:tc>
+                <w:tcPr>
+                  <w:tcW w:w="2285" w:type="dxa"/>
+                  <w:vAlign w:val="center"/>
+                </w:tcPr>
+                <w:p>
+                  <w:pPr>
+                    <w:spacing w:after="0" w:line="240" w:lineRule="auto"/>
+                    <w:jc w:val="center"/>
+                    <w:rPr>
+                      <w:bCs/>
+                    </w:rPr>
+                  </w:pPr>
+                </w:p>
+              </w:tc>
+              <w:tc>
+                <w:tcPr>
+                  <w:tcW w:w="1941" w:type="dxa"/>
+                  <w:vAlign w:val="center"/>
+                </w:tcPr>
+                <w:p>
+                  <w:pPr>
+                    <w:spacing w:after="0" w:line="240" w:lineRule="auto"/>
+                    <w:jc w:val="center"/>
+                    <w:rPr>
+                      <w:bCs/>
+                    </w:rPr>
+                  </w:pPr>
+                  <w:r>
+                    <w:rPr>
+                      <w:bCs/>
+                    </w:rPr>
+                    <w:t>0,000</w:t>
+                  </w:r>
+                  <w:r>
+                    <w:rPr>
+                      <w:bCs/>
+                    </w:rPr>
+                    <w:t xml:space="preserve"> </w:t>
+                  </w:r>
+                  <w:r>
+                    <w:rPr>
+                      <w:bCs/>
+                    </w:rPr>
+                    <w:t>000</w:t>
+                  </w:r>
+                  <w:r>
+                    <w:rPr>
+                      <w:bCs/>
+                    </w:rPr>
+                    <w:t xml:space="preserve"> </w:t>
+                  </w:r>
+                  <w:r>
+                    <w:rPr>
+                      <w:bCs/>
+                    </w:rPr>
+                    <w:t>1</w:t>
+                  </w:r>
+                </w:p>
+              </w:tc>
+              <w:tc>
+                <w:tcPr>
+                  <w:tcW w:w="1691" w:type="dxa"/>
+                  <w:shd w:val="clear" w:color="auto" w:fill="BFBFBF" w:themeFill="background1" w:themeFillShade="BF"/>
+                  <w:vAlign w:val="center"/>
+                </w:tcPr>
+                <w:p>
+                  <w:pPr>
+                    <w:spacing w:after="0" w:line="240" w:lineRule="auto"/>
+                    <w:jc w:val="center"/>
+                    <w:rPr>
+                      <w:bCs/>
+                    </w:rPr>
+                  </w:pPr>
+                </w:p>
+              </w:tc>
+              <w:tc>
+                <w:tcPr>
+                  <w:tcW w:w="1553" w:type="dxa"/>
+                  <w:shd w:val="clear" w:color="auto" w:fill="BFBFBF" w:themeFill="background1" w:themeFillShade="BF"/>
+                  <w:vAlign w:val="center"/>
+                </w:tcPr>
+                <w:p>
+                  <w:pPr>
+                    <w:spacing w:after="0" w:line="240" w:lineRule="auto"/>
+                    <w:jc w:val="center"/>
+                    <w:rPr>
+                      <w:bCs/>
+                    </w:rPr>
+                  </w:pPr>
+                </w:p>
+              </w:tc>
+            </w:tr>
+            <w:tr>
+              <w:trPr>
+                <w:trHeight w:val="340"/>
+                <w:jc w:val="center"/>
+              </w:trPr>
+              <w:tc>
+                <w:tcPr>
+                  <w:tcW w:w="2285" w:type="dxa"/>
+                  <w:vAlign w:val="center"/>
+                </w:tcPr>
+                <w:p>
+                  <w:pPr>
+                    <w:spacing w:after="0" w:line="240" w:lineRule="auto"/>
+                    <w:jc w:val="center"/>
+                    <w:rPr>
+                      <w:bCs/>
+                    </w:rPr>
+                  </w:pPr>
+                </w:p>
+              </w:tc>
+              <w:tc>
+                <w:tcPr>
+                  <w:tcW w:w="1941" w:type="dxa"/>
+                  <w:vAlign w:val="center"/>
+                </w:tcPr>
+                <w:p>
+                  <w:pPr>
+                    <w:spacing w:after="0" w:line="240" w:lineRule="auto"/>
+                    <w:jc w:val="center"/>
+                    <w:rPr>
+                      <w:bCs/>
+                    </w:rPr>
+                  </w:pPr>
+                  <w:r>
+                    <w:rPr>
+                      <w:bCs/>
+                    </w:rPr>
+                    <w:t>0,00000001</w:t>
+                  </w:r>
+                </w:p>
+              </w:tc>
+              <w:tc>
+                <w:tcPr>
+                  <w:tcW w:w="1691" w:type="dxa"/>
+                  <w:shd w:val="clear" w:color="auto" w:fill="BFBFBF" w:themeFill="background1" w:themeFillShade="BF"/>
+                  <w:vAlign w:val="center"/>
+                </w:tcPr>
+                <w:p>
+                  <w:pPr>
+                    <w:spacing w:after="0" w:line="240" w:lineRule="auto"/>
+                    <w:jc w:val="center"/>
+                    <w:rPr>
+                      <w:bCs/>
+                    </w:rPr>
+                  </w:pPr>
+                </w:p>
+              </w:tc>
+              <w:tc>
+                <w:tcPr>
+                  <w:tcW w:w="1553" w:type="dxa"/>
+                  <w:shd w:val="clear" w:color="auto" w:fill="BFBFBF" w:themeFill="background1" w:themeFillShade="BF"/>
+                  <w:vAlign w:val="center"/>
+                </w:tcPr>
+                <w:p>
+                  <w:pPr>
+                    <w:spacing w:after="0" w:line="240" w:lineRule="auto"/>
+                    <w:jc w:val="center"/>
+                    <w:rPr>
+                      <w:bCs/>
+                    </w:rPr>
+                  </w:pPr>
+                </w:p>
+              </w:tc>
+            </w:tr>
+            <w:tr>
+              <w:trPr>
+                <w:trHeight w:val="340"/>
+                <w:jc w:val="center"/>
+              </w:trPr>
+              <w:tc>
+                <w:tcPr>
+                  <w:tcW w:w="2285" w:type="dxa"/>
+                  <w:vAlign w:val="center"/>
+                </w:tcPr>
+                <w:p>
+                  <w:pPr>
+                    <w:spacing w:after="0" w:line="240" w:lineRule="auto"/>
+                    <w:jc w:val="center"/>
+                    <w:rPr>
+                      <w:bCs/>
+                    </w:rPr>
+                  </w:pPr>
+                </w:p>
+              </w:tc>
+              <w:tc>
+                <w:tcPr>
+                  <w:tcW w:w="1941" w:type="dxa"/>
+                  <w:vAlign w:val="center"/>
+                </w:tcPr>
+                <w:p>
+                  <w:pPr>
+                    <w:spacing w:after="0" w:line="240" w:lineRule="auto"/>
+                    <w:jc w:val="center"/>
+                    <w:rPr>
+                      <w:bCs/>
+                    </w:rPr>
+                  </w:pPr>
+                  <w:r>
+                    <w:rPr>
+                      <w:bCs/>
+                    </w:rPr>
+                    <w:t>0,000000001</w:t>
+                  </w:r>
+                </w:p>
+              </w:tc>
+              <w:tc>
+                <w:tcPr>
+                  <w:tcW w:w="1691" w:type="dxa"/>
+                  <w:vAlign w:val="center"/>
+                </w:tcPr>
+                <w:p>
+                  <w:pPr>
+                    <w:spacing w:after="0" w:line="240" w:lineRule="auto"/>
+                    <w:jc w:val="center"/>
+                    <w:rPr>
+                      <w:bCs/>
+                    </w:rPr>
+                  </w:pPr>
+                </w:p>
+              </w:tc>
+              <w:tc>
+                <w:tcPr>
+                  <w:tcW w:w="1553" w:type="dxa"/>
+                  <w:vAlign w:val="center"/>
+                </w:tcPr>
+                <w:p>
+                  <w:pPr>
+                    <w:spacing w:after="0" w:line="240" w:lineRule="auto"/>
+                    <w:jc w:val="center"/>
+                    <w:rPr>
+                      <w:bCs/>
+                    </w:rPr>
+                  </w:pPr>
+                </w:p>
+              </w:tc>
+            </w:tr>
+          </w:tbl>
+          <w:p>
+            <w:pPr>
+              <w:spacing w:after="0" w:line="240" w:lineRule="auto"/>
+              <w:jc w:val="both"/>
+              <w:rPr>
+                <w:b/>
+                <w:sz w:val="6"/>
+                <w:szCs w:val="6"/>
+              </w:rPr>
+            </w:pPr>
+          </w:p>
+        </w:tc>
+      </w:tr>
+    </w:tbl>
+    <w:p>
+      <w:pPr>
+        <w:spacing w:after="0" w:line="240" w:lineRule="auto"/>
+        <w:jc w:val="both"/>
+        <w:rPr>
+          <w:b/>
+        </w:rPr>
+      </w:pPr>
+    </w:p>
+    <w:p>
+      <w:pPr>
+        <w:spacing w:after="0" w:line="240" w:lineRule="auto"/>
+        <w:jc w:val="both"/>
+        <w:rPr>
+          <w:b/>
+          <w:sz w:val="13"/>
+          <w:szCs w:val="13"/>
         </w:rPr>
       </w:pPr>
     </w:p>
@@ -2632,7 +4357,6 @@
         <w:rPr>
           <w:b/>
         </w:rPr>
-        <w:lastRenderedPageBreak/>
         <w:t>Astuce</w:t>
       </w:r>
       <w:r>
@@ -4193,7 +5917,7 @@
           <w:noProof/>
         </w:rPr>
         <w:drawing>
-          <wp:anchor distT="0" distB="0" distL="114300" distR="114300" simplePos="0" relativeHeight="251676672" behindDoc="0" locked="0" layoutInCell="1" allowOverlap="1" wp14:anchorId="5DFEA00B" wp14:editId="488E74BB">
+          <wp:anchor distT="0" distB="0" distL="114300" distR="114300" simplePos="0" relativeHeight="251676672" behindDoc="0" locked="0" layoutInCell="1" allowOverlap="1" wp14:anchorId="5DFEA00B" wp14:editId="53C83F6D">
             <wp:simplePos x="0" y="0"/>
             <wp:positionH relativeFrom="column">
               <wp:posOffset>751205</wp:posOffset>
@@ -5003,6 +6727,7 @@
                 <w:szCs w:val="24"/>
                 <w:u w:val="single"/>
               </w:rPr>
+              <w:lastRenderedPageBreak/>
               <w:t>Méthode complète de conversion d’unités :</w:t>
             </w:r>
           </w:p>
@@ -6771,39 +8496,6 @@
         </w:rPr>
       </w:pPr>
     </w:p>
-    <w:p>
-      <w:pPr>
-        <w:spacing w:after="0" w:line="240" w:lineRule="auto"/>
-        <w:rPr>
-          <w:b/>
-          <w:i/>
-          <w:sz w:val="28"/>
-          <w:szCs w:val="28"/>
-        </w:rPr>
-      </w:pPr>
-    </w:p>
-    <w:p>
-      <w:pPr>
-        <w:spacing w:after="0" w:line="240" w:lineRule="auto"/>
-        <w:rPr>
-          <w:b/>
-          <w:i/>
-          <w:sz w:val="28"/>
-          <w:szCs w:val="28"/>
-        </w:rPr>
-      </w:pPr>
-    </w:p>
-    <w:p>
-      <w:pPr>
-        <w:spacing w:after="0" w:line="240" w:lineRule="auto"/>
-        <w:rPr>
-          <w:b/>
-          <w:i/>
-          <w:sz w:val="28"/>
-          <w:szCs w:val="28"/>
-        </w:rPr>
-      </w:pPr>
-    </w:p>
     <w:tbl>
       <w:tblPr>
         <w:tblStyle w:val="Grilledutableau"/>
@@ -7132,6 +8824,8 @@
         <w:rPr>
           <w:b/>
           <w:i/>
+          <w:sz w:val="15"/>
+          <w:szCs w:val="15"/>
         </w:rPr>
       </w:pPr>
     </w:p>
@@ -7393,210 +9087,14 @@
     </w:tbl>
     <w:p>
       <w:pPr>
-        <w:spacing w:after="0" w:line="240" w:lineRule="auto"/>
-        <w:rPr>
-          <w:b/>
-          <w:i/>
-          <w:sz w:val="4"/>
-          <w:szCs w:val="4"/>
-        </w:rPr>
-      </w:pPr>
-    </w:p>
-    <w:p>
-      <w:pPr>
-        <w:rPr>
-          <w:sz w:val="4"/>
-          <w:szCs w:val="4"/>
-        </w:rPr>
-      </w:pPr>
-    </w:p>
-    <w:p>
-      <w:pPr>
-        <w:rPr>
-          <w:sz w:val="4"/>
-          <w:szCs w:val="4"/>
-        </w:rPr>
-      </w:pPr>
-    </w:p>
-    <w:p>
-      <w:pPr>
-        <w:rPr>
-          <w:sz w:val="4"/>
-          <w:szCs w:val="4"/>
-        </w:rPr>
-      </w:pPr>
-    </w:p>
-    <w:p>
-      <w:pPr>
-        <w:rPr>
-          <w:sz w:val="4"/>
-          <w:szCs w:val="4"/>
-        </w:rPr>
-      </w:pPr>
-    </w:p>
-    <w:p>
-      <w:pPr>
-        <w:rPr>
-          <w:sz w:val="4"/>
-          <w:szCs w:val="4"/>
-        </w:rPr>
-      </w:pPr>
-    </w:p>
-    <w:p>
-      <w:pPr>
-        <w:rPr>
-          <w:sz w:val="4"/>
-          <w:szCs w:val="4"/>
-        </w:rPr>
-      </w:pPr>
-    </w:p>
-    <w:p>
-      <w:pPr>
-        <w:rPr>
-          <w:sz w:val="4"/>
-          <w:szCs w:val="4"/>
-        </w:rPr>
-      </w:pPr>
-    </w:p>
-    <w:p>
-      <w:pPr>
-        <w:rPr>
-          <w:sz w:val="4"/>
-          <w:szCs w:val="4"/>
-        </w:rPr>
-      </w:pPr>
-    </w:p>
-    <w:p>
-      <w:pPr>
-        <w:rPr>
-          <w:sz w:val="4"/>
-          <w:szCs w:val="4"/>
-        </w:rPr>
-      </w:pPr>
-    </w:p>
-    <w:p>
-      <w:pPr>
-        <w:rPr>
-          <w:sz w:val="4"/>
-          <w:szCs w:val="4"/>
-        </w:rPr>
-      </w:pPr>
-    </w:p>
-    <w:p>
-      <w:pPr>
-        <w:rPr>
-          <w:sz w:val="4"/>
-          <w:szCs w:val="4"/>
-        </w:rPr>
-      </w:pPr>
-    </w:p>
-    <w:p>
-      <w:pPr>
-        <w:rPr>
-          <w:sz w:val="4"/>
-          <w:szCs w:val="4"/>
-        </w:rPr>
-      </w:pPr>
-    </w:p>
-    <w:p>
-      <w:pPr>
-        <w:rPr>
-          <w:sz w:val="4"/>
-          <w:szCs w:val="4"/>
-        </w:rPr>
-      </w:pPr>
-    </w:p>
-    <w:p>
-      <w:pPr>
-        <w:rPr>
-          <w:sz w:val="4"/>
-          <w:szCs w:val="4"/>
-        </w:rPr>
-      </w:pPr>
-    </w:p>
-    <w:p>
-      <w:pPr>
-        <w:rPr>
-          <w:sz w:val="4"/>
-          <w:szCs w:val="4"/>
-        </w:rPr>
-      </w:pPr>
-    </w:p>
-    <w:p>
-      <w:pPr>
-        <w:rPr>
-          <w:sz w:val="4"/>
-          <w:szCs w:val="4"/>
-        </w:rPr>
-      </w:pPr>
-    </w:p>
-    <w:p>
-      <w:pPr>
-        <w:rPr>
-          <w:sz w:val="4"/>
-          <w:szCs w:val="4"/>
-        </w:rPr>
-      </w:pPr>
-    </w:p>
-    <w:p>
-      <w:pPr>
-        <w:rPr>
-          <w:sz w:val="4"/>
-          <w:szCs w:val="4"/>
-        </w:rPr>
-      </w:pPr>
-    </w:p>
-    <w:p>
-      <w:pPr>
-        <w:rPr>
-          <w:sz w:val="4"/>
-          <w:szCs w:val="4"/>
-        </w:rPr>
-      </w:pPr>
-    </w:p>
-    <w:p>
-      <w:pPr>
-        <w:rPr>
-          <w:sz w:val="4"/>
-          <w:szCs w:val="4"/>
-        </w:rPr>
-      </w:pPr>
-    </w:p>
-    <w:p>
-      <w:pPr>
-        <w:rPr>
-          <w:sz w:val="4"/>
-          <w:szCs w:val="4"/>
-        </w:rPr>
-      </w:pPr>
-    </w:p>
-    <w:p>
-      <w:pPr>
-        <w:rPr>
-          <w:b/>
-          <w:i/>
-          <w:sz w:val="4"/>
-          <w:szCs w:val="4"/>
-        </w:rPr>
-      </w:pPr>
-    </w:p>
-    <w:p>
-      <w:pPr>
         <w:tabs>
           <w:tab w:val="left" w:pos="946"/>
         </w:tabs>
         <w:rPr>
-          <w:sz w:val="4"/>
-          <w:szCs w:val="4"/>
-        </w:rPr>
-      </w:pPr>
-      <w:r>
-        <w:rPr>
-          <w:sz w:val="4"/>
-          <w:szCs w:val="4"/>
-        </w:rPr>
-        <w:tab/>
-      </w:r>
+          <w:sz w:val="10"/>
+          <w:szCs w:val="10"/>
+        </w:rPr>
+      </w:pPr>
     </w:p>
     <w:sectPr>
       <w:footerReference w:type="default" r:id="rId10"/>
